--- a/module-1/Knuckles-Assignment1_2.docx
+++ b/module-1/Knuckles-Assignment1_2.docx
@@ -10,6 +10,62 @@
     <w:p>
       <w:r>
         <w:t>Module 1.2 Assignment</w:t>
+      </w:r>
+    </w:p>
+    <w:p>
+      <w:r>
+        <w:t xml:space="preserve">GitHub Repo: </w:t>
+      </w:r>
+      <w:r>
+        <w:t>https://github.com/Batking74/csd-310</w:t>
+      </w:r>
+    </w:p>
+    <w:p>
+      <w:r>
+        <w:rPr>
+          <w:noProof/>
+        </w:rPr>
+        <w:drawing>
+          <wp:inline distT="0" distB="0" distL="0" distR="0" wp14:anchorId="33BF8EE6" wp14:editId="7F8C2B00">
+            <wp:extent cx="18288000" cy="9715500"/>
+            <wp:effectExtent l="0" t="0" r="0" b="0"/>
+            <wp:docPr id="1606463343" name="Picture 1"/>
+            <wp:cNvGraphicFramePr>
+              <a:graphicFrameLocks xmlns:a="http://schemas.openxmlformats.org/drawingml/2006/main" noChangeAspect="1"/>
+            </wp:cNvGraphicFramePr>
+            <a:graphic xmlns:a="http://schemas.openxmlformats.org/drawingml/2006/main">
+              <a:graphicData uri="http://schemas.openxmlformats.org/drawingml/2006/picture">
+                <pic:pic xmlns:pic="http://schemas.openxmlformats.org/drawingml/2006/picture">
+                  <pic:nvPicPr>
+                    <pic:cNvPr id="1606463343" name="Picture 1606463343"/>
+                    <pic:cNvPicPr/>
+                  </pic:nvPicPr>
+                  <pic:blipFill>
+                    <a:blip r:embed="rId4">
+                      <a:extLst>
+                        <a:ext uri="{28A0092B-C50C-407E-A947-70E740481C1C}">
+                          <a14:useLocalDpi xmlns:a14="http://schemas.microsoft.com/office/drawing/2010/main" val="0"/>
+                        </a:ext>
+                      </a:extLst>
+                    </a:blip>
+                    <a:stretch>
+                      <a:fillRect/>
+                    </a:stretch>
+                  </pic:blipFill>
+                  <pic:spPr>
+                    <a:xfrm>
+                      <a:off x="0" y="0"/>
+                      <a:ext cx="18288000" cy="9715500"/>
+                    </a:xfrm>
+                    <a:prstGeom prst="rect">
+                      <a:avLst/>
+                    </a:prstGeom>
+                  </pic:spPr>
+                </pic:pic>
+              </a:graphicData>
+            </a:graphic>
+          </wp:inline>
+        </w:drawing>
       </w:r>
     </w:p>
     <w:p>
@@ -33,7 +89,7 @@
                     <pic:cNvPicPr/>
                   </pic:nvPicPr>
                   <pic:blipFill>
-                    <a:blip r:embed="rId4">
+                    <a:blip r:embed="rId5">
                       <a:extLst>
                         <a:ext uri="{28A0092B-C50C-407E-A947-70E740481C1C}">
                           <a14:useLocalDpi xmlns:a14="http://schemas.microsoft.com/office/drawing/2010/main" val="0"/>
@@ -673,6 +729,7 @@
   <w:style w:type="character" w:default="1" w:styleId="DefaultParagraphFont">
     <w:name w:val="Default Paragraph Font"/>
     <w:uiPriority w:val="1"/>
+    <w:semiHidden/>
     <w:unhideWhenUsed/>
   </w:style>
   <w:style w:type="table" w:default="1" w:styleId="TableNormal">
